--- a/ADT Final Project Report.docx
+++ b/ADT Final Project Report.docx
@@ -413,7 +413,21 @@
         <w:rPr>
           <w:color w:val="000000" w:themeColor="text1"/>
         </w:rPr>
-        <w:t>The tree map shows users which sub-categories contribute most volume and profit, guiding decisions on scaling production or focusing on promotional efforts</w:t>
+        <w:t xml:space="preserve">The tree map shows users which sub-categories contribute </w:t>
+      </w:r>
+      <w:proofErr w:type="gramStart"/>
+      <w:r>
+        <w:rPr>
+          <w:color w:val="000000" w:themeColor="text1"/>
+        </w:rPr>
+        <w:t>most</w:t>
+      </w:r>
+      <w:proofErr w:type="gramEnd"/>
+      <w:r>
+        <w:rPr>
+          <w:color w:val="000000" w:themeColor="text1"/>
+        </w:rPr>
+        <w:t xml:space="preserve"> volume and profit, guiding decisions on scaling production or focusing on promotional efforts</w:t>
       </w:r>
     </w:p>
     <w:p>
@@ -664,7 +678,21 @@
         <w:rPr>
           <w:color w:val="000000" w:themeColor="text1"/>
         </w:rPr>
-        <w:t>rovides at-a-glance insight into categorical performance and trends by region, supporting strategic decisions like where to allocate resources or open new distribution centers</w:t>
+        <w:t xml:space="preserve">rovides at-a-glance insight into categorical performance and trends by region, supporting strategic decisions like where to allocate resources or </w:t>
+      </w:r>
+      <w:proofErr w:type="gramStart"/>
+      <w:r>
+        <w:rPr>
+          <w:color w:val="000000" w:themeColor="text1"/>
+        </w:rPr>
+        <w:t>open</w:t>
+      </w:r>
+      <w:proofErr w:type="gramEnd"/>
+      <w:r>
+        <w:rPr>
+          <w:color w:val="000000" w:themeColor="text1"/>
+        </w:rPr>
+        <w:t xml:space="preserve"> new distribution centers</w:t>
       </w:r>
     </w:p>
     <w:p>
@@ -890,8 +918,16 @@
         <w:rPr>
           <w:color w:val="000000" w:themeColor="text1"/>
         </w:rPr>
-        <w:t>AI tool to ask direct questions about the dataset and generate their own visualizations, tables, and insights based on their question</w:t>
-      </w:r>
+        <w:t xml:space="preserve">AI tool to ask direct questions about the dataset and generate their own visualizations, tables, and insights based on their </w:t>
+      </w:r>
+      <w:proofErr w:type="gramStart"/>
+      <w:r>
+        <w:rPr>
+          <w:color w:val="000000" w:themeColor="text1"/>
+        </w:rPr>
+        <w:t>question</w:t>
+      </w:r>
+      <w:proofErr w:type="gramEnd"/>
       <w:r>
         <w:rPr>
           <w:color w:val="000000" w:themeColor="text1"/>
@@ -1171,6 +1207,7 @@
         </w:rPr>
         <w:t>Part 1</w:t>
       </w:r>
+      <w:proofErr w:type="gramStart"/>
       <w:r>
         <w:rPr>
           <w:b/>
@@ -1190,7 +1227,15 @@
           <w:b/>
           <w:bCs/>
         </w:rPr>
-        <w:t xml:space="preserve">Amazon Aurora </w:t>
+        <w:t>Amazon</w:t>
+      </w:r>
+      <w:proofErr w:type="gramEnd"/>
+      <w:r>
+        <w:rPr>
+          <w:b/>
+          <w:bCs/>
+        </w:rPr>
+        <w:t xml:space="preserve"> Aurora </w:t>
       </w:r>
       <w:r>
         <w:rPr>
@@ -1558,7 +1603,15 @@
         <w:t>: db.</w:t>
       </w:r>
       <w:r>
-        <w:t>t3.medium (cost effective for this project), from Burstable classes</w:t>
+        <w:t>t</w:t>
+      </w:r>
+      <w:proofErr w:type="gramStart"/>
+      <w:r>
+        <w:t>3.medium</w:t>
+      </w:r>
+      <w:proofErr w:type="gramEnd"/>
+      <w:r>
+        <w:t xml:space="preserve"> (cost effective for this project), from Burstable classes</w:t>
       </w:r>
     </w:p>
     <w:p>
@@ -1585,6 +1638,7 @@
       <w:r>
         <w:t xml:space="preserve">Create a new subnet group for the database to </w:t>
       </w:r>
+      <w:proofErr w:type="gramStart"/>
       <w:r>
         <w:t>live</w:t>
       </w:r>
@@ -1592,7 +1646,11 @@
         <w:t xml:space="preserve"> </w:t>
       </w:r>
       <w:r>
-        <w:t xml:space="preserve">in </w:t>
+        <w:t>in</w:t>
+      </w:r>
+      <w:proofErr w:type="gramEnd"/>
+      <w:r>
+        <w:t xml:space="preserve"> </w:t>
       </w:r>
       <w:r>
         <w:t>inside the VPC</w:t>
@@ -1612,7 +1670,15 @@
         <w:t>Allow public access</w:t>
       </w:r>
       <w:r>
-        <w:t xml:space="preserve"> for the database.  This assigns a public IP address to the cluster,</w:t>
+        <w:t xml:space="preserve"> </w:t>
+      </w:r>
+      <w:proofErr w:type="gramStart"/>
+      <w:r>
+        <w:t>for</w:t>
+      </w:r>
+      <w:proofErr w:type="gramEnd"/>
+      <w:r>
+        <w:t xml:space="preserve"> the database.  This assigns a public IP address to the cluster,</w:t>
       </w:r>
       <w:r>
         <w:t xml:space="preserve"> which will allow us to connect MySQL Workbench locally</w:t>
@@ -1623,7 +1689,15 @@
     </w:p>
     <w:p>
       <w:r>
-        <w:t>Create new s</w:t>
+        <w:t xml:space="preserve">Create </w:t>
+      </w:r>
+      <w:proofErr w:type="gramStart"/>
+      <w:r>
+        <w:t>new</w:t>
+      </w:r>
+      <w:proofErr w:type="gramEnd"/>
+      <w:r>
+        <w:t xml:space="preserve"> s</w:t>
       </w:r>
       <w:r>
         <w:t>ecurity group</w:t>
@@ -1643,7 +1717,15 @@
         <w:t>an Aurora replica</w:t>
       </w:r>
       <w:r>
-        <w:t xml:space="preserve"> due to scope and cost of this project</w:t>
+        <w:t xml:space="preserve"> due to </w:t>
+      </w:r>
+      <w:proofErr w:type="gramStart"/>
+      <w:r>
+        <w:t>scope</w:t>
+      </w:r>
+      <w:proofErr w:type="gramEnd"/>
+      <w:r>
+        <w:t xml:space="preserve"> and cost of this project</w:t>
       </w:r>
       <w:r>
         <w:t>.  Multi-AZ deployment creates an Aurora replica for fast failover and high availability</w:t>
@@ -1663,8 +1745,13 @@
         <w:t xml:space="preserve"> connections.  </w:t>
       </w:r>
       <w:r>
-        <w:t>This would be a great option</w:t>
-      </w:r>
+        <w:t xml:space="preserve">This would be a great </w:t>
+      </w:r>
+      <w:proofErr w:type="gramStart"/>
+      <w:r>
+        <w:t>option</w:t>
+      </w:r>
+      <w:proofErr w:type="gramEnd"/>
       <w:r>
         <w:t xml:space="preserve"> to </w:t>
       </w:r>
@@ -1741,10 +1828,18 @@
         <w:t>Open MySQL Workbench</w:t>
       </w:r>
       <w:r>
-        <w:t xml:space="preserve">, connection to local MySQL instance </w:t>
-      </w:r>
-      <w:r>
-        <w:t>, port 3306</w:t>
+        <w:t xml:space="preserve">, connection to local MySQL </w:t>
+      </w:r>
+      <w:proofErr w:type="gramStart"/>
+      <w:r>
+        <w:t xml:space="preserve">instance </w:t>
+      </w:r>
+      <w:r>
+        <w:t>,</w:t>
+      </w:r>
+      <w:proofErr w:type="gramEnd"/>
+      <w:r>
+        <w:t xml:space="preserve"> port 3306</w:t>
       </w:r>
     </w:p>
     <w:p>
@@ -2030,7 +2125,15 @@
     </w:p>
     <w:p>
       <w:r>
-        <w:t>Double Check that the schema worked</w:t>
+        <w:t xml:space="preserve">Double Check that the </w:t>
+      </w:r>
+      <w:proofErr w:type="gramStart"/>
+      <w:r>
+        <w:t>schema</w:t>
+      </w:r>
+      <w:proofErr w:type="gramEnd"/>
+      <w:r>
+        <w:t xml:space="preserve"> worked</w:t>
       </w:r>
       <w:r>
         <w:t xml:space="preserve"> by entering a query in MySQL Workbench</w:t>
@@ -2039,7 +2142,13 @@
         <w:t>.  What’s happening here is that the query is being done on the Aurora instance, not the local instance</w:t>
       </w:r>
       <w:r>
-        <w:t>.  This is actually data coming from Aurora now</w:t>
+        <w:t xml:space="preserve">.  This is </w:t>
+      </w:r>
+      <w:r>
+        <w:t>data</w:t>
+      </w:r>
+      <w:r>
+        <w:t xml:space="preserve"> coming from Aurora now</w:t>
       </w:r>
       <w:r>
         <w:t>:</w:t>
@@ -2166,7 +2275,21 @@
           <w:b/>
           <w:bCs/>
         </w:rPr>
-        <w:t>Quicksight</w:t>
+        <w:t>Quick</w:t>
+      </w:r>
+      <w:r>
+        <w:rPr>
+          <w:b/>
+          <w:bCs/>
+        </w:rPr>
+        <w:t>S</w:t>
+      </w:r>
+      <w:r>
+        <w:rPr>
+          <w:b/>
+          <w:bCs/>
+        </w:rPr>
+        <w:t>ight</w:t>
       </w:r>
       <w:proofErr w:type="spellEnd"/>
     </w:p>
@@ -2201,7 +2324,13 @@
         <w:t>Q</w:t>
       </w:r>
       <w:r>
-        <w:t>uicksight</w:t>
+        <w:t>uick</w:t>
+      </w:r>
+      <w:r>
+        <w:t>S</w:t>
+      </w:r>
+      <w:r>
+        <w:t>ight</w:t>
       </w:r>
       <w:proofErr w:type="spellEnd"/>
       <w:r>
@@ -2343,7 +2472,21 @@
           <w:b/>
           <w:bCs/>
         </w:rPr>
-        <w:t>Quicksight</w:t>
+        <w:t>Quick</w:t>
+      </w:r>
+      <w:r>
+        <w:rPr>
+          <w:b/>
+          <w:bCs/>
+        </w:rPr>
+        <w:t>S</w:t>
+      </w:r>
+      <w:r>
+        <w:rPr>
+          <w:b/>
+          <w:bCs/>
+        </w:rPr>
+        <w:t>ight</w:t>
       </w:r>
       <w:proofErr w:type="spellEnd"/>
     </w:p>
@@ -2465,15 +2608,28 @@
         <w:t xml:space="preserve"> </w:t>
       </w:r>
       <w:r>
-        <w:t>builder and create joins to create star schema for OLAP</w:t>
-      </w:r>
-    </w:p>
-    <w:p>
+        <w:t xml:space="preserve">builder and create </w:t>
+      </w:r>
+      <w:proofErr w:type="gramStart"/>
+      <w:r>
+        <w:t>joins</w:t>
+      </w:r>
+      <w:proofErr w:type="gramEnd"/>
+      <w:r>
+        <w:t xml:space="preserve"> to create star schema for OLAP</w:t>
+      </w:r>
+    </w:p>
+    <w:p>
+      <w:proofErr w:type="gramStart"/>
       <w:r>
         <w:t xml:space="preserve">*  </w:t>
       </w:r>
       <w:r>
-        <w:t xml:space="preserve">For a production-ready workflow we could add AWS Glue for automated ETL.  </w:t>
+        <w:t>For</w:t>
+      </w:r>
+      <w:proofErr w:type="gramEnd"/>
+      <w:r>
+        <w:t xml:space="preserve"> a production-ready workflow we could add AWS Glue for automated ETL.  </w:t>
       </w:r>
       <w:r>
         <w:t>For this project we will include that due to cost and scope</w:t>
@@ -2534,7 +2690,15 @@
         <w:t xml:space="preserve">.  </w:t>
       </w:r>
       <w:r>
-        <w:t>A table with the joins can be found in the appendix</w:t>
+        <w:t xml:space="preserve">A table with the </w:t>
+      </w:r>
+      <w:proofErr w:type="gramStart"/>
+      <w:r>
+        <w:t>joins</w:t>
+      </w:r>
+      <w:proofErr w:type="gramEnd"/>
+      <w:r>
+        <w:t xml:space="preserve"> can be found in the appendix</w:t>
       </w:r>
       <w:r>
         <w:t xml:space="preserve">.  The </w:t>
@@ -2551,8 +2715,13 @@
       </w:r>
       <w:proofErr w:type="spellEnd"/>
       <w:r>
-        <w:t xml:space="preserve"> GUI allows the user to configure the joins</w:t>
-      </w:r>
+        <w:t xml:space="preserve"> GUI allows the user to configure the </w:t>
+      </w:r>
+      <w:proofErr w:type="gramStart"/>
+      <w:r>
+        <w:t>joins</w:t>
+      </w:r>
+      <w:proofErr w:type="gramEnd"/>
       <w:r>
         <w:t xml:space="preserve"> manually</w:t>
       </w:r>
@@ -2681,6 +2850,13 @@
         </w:rPr>
         <w:t>Build Dashboard</w:t>
       </w:r>
+      <w:r>
+        <w:rPr>
+          <w:b/>
+          <w:bCs/>
+        </w:rPr>
+        <w:t>s</w:t>
+      </w:r>
     </w:p>
     <w:p>
       <w:pPr>
@@ -2872,13 +3048,7 @@
     <w:p>
       <w:pPr>
         <w:rPr>
-          <w:del w:id="1" w:author="Gabriel Tharp" w:date="2025-07-31T09:44:00Z" w16du:dateUtc="2025-07-31T14:44:00Z"/>
-          <w:b/>
-          <w:rPrChange w:id="2" w:author="Gabriel Tharp" w:date="2025-07-31T09:44:00Z" w16du:dateUtc="2025-07-31T14:44:00Z">
-            <w:rPr>
-              <w:del w:id="3" w:author="Gabriel Tharp" w:date="2025-07-31T09:44:00Z" w16du:dateUtc="2025-07-31T14:44:00Z"/>
-            </w:rPr>
-          </w:rPrChange>
+          <w:b/>
         </w:rPr>
       </w:pPr>
       <w:r>
@@ -2887,17 +3057,10 @@
         </w:rPr>
         <w:t xml:space="preserve">SQL </w:t>
       </w:r>
-    </w:p>
-    <w:p>
-      <w:pPr>
-        <w:rPr>
-          <w:b/>
-        </w:rPr>
-      </w:pPr>
-      <w:r>
-        <w:rPr>
-          <w:b/>
-          <w:rPrChange w:id="4" w:author="Gabriel Tharp" w:date="2025-07-31T09:44:00Z" w16du:dateUtc="2025-07-31T14:44:00Z">
+      <w:r>
+        <w:rPr>
+          <w:b/>
+          <w:rPrChange w:id="1" w:author="Gabriel Tharp" w:date="2025-07-31T09:44:00Z" w16du:dateUtc="2025-07-31T14:44:00Z">
             <w:rPr/>
           </w:rPrChange>
         </w:rPr>
@@ -2907,13 +3070,35 @@
         <w:rPr>
           <w:b/>
         </w:rPr>
-        <w:t xml:space="preserve"> For MySQL Normalized </w:t>
-      </w:r>
-      <w:r>
-        <w:rPr>
-          <w:b/>
-        </w:rPr>
-        <w:t xml:space="preserve">ecommerce </w:t>
+        <w:t xml:space="preserve"> </w:t>
+      </w:r>
+      <w:proofErr w:type="gramStart"/>
+      <w:r>
+        <w:rPr>
+          <w:b/>
+        </w:rPr>
+        <w:t>For</w:t>
+      </w:r>
+      <w:proofErr w:type="gramEnd"/>
+      <w:r>
+        <w:rPr>
+          <w:b/>
+        </w:rPr>
+        <w:t xml:space="preserve"> MySQL Normalized </w:t>
+      </w:r>
+      <w:proofErr w:type="gramStart"/>
+      <w:r>
+        <w:rPr>
+          <w:b/>
+        </w:rPr>
+        <w:t>ecommerce</w:t>
+      </w:r>
+      <w:proofErr w:type="gramEnd"/>
+      <w:r>
+        <w:rPr>
+          <w:b/>
+        </w:rPr>
+        <w:t xml:space="preserve"> </w:t>
       </w:r>
       <w:r>
         <w:rPr>
@@ -2993,12 +3178,21 @@
         <w:t>COUNT(</w:t>
       </w:r>
       <w:proofErr w:type="spellStart"/>
-      <w:r>
-        <w:rPr>
-          <w:sz w:val="18"/>
-          <w:szCs w:val="22"/>
-        </w:rPr>
-        <w:t>o.Order_ID</w:t>
+      <w:proofErr w:type="gramStart"/>
+      <w:r>
+        <w:rPr>
+          <w:sz w:val="18"/>
+          <w:szCs w:val="22"/>
+        </w:rPr>
+        <w:t>o.Order</w:t>
+      </w:r>
+      <w:proofErr w:type="gramEnd"/>
+      <w:r>
+        <w:rPr>
+          <w:sz w:val="18"/>
+          <w:szCs w:val="22"/>
+        </w:rPr>
+        <w:t>_ID</w:t>
       </w:r>
       <w:proofErr w:type="spellEnd"/>
       <w:r>
@@ -3035,12 +3229,21 @@
         </w:rPr>
       </w:pPr>
       <w:proofErr w:type="spellStart"/>
-      <w:r>
-        <w:rPr>
-          <w:sz w:val="18"/>
-          <w:szCs w:val="22"/>
-        </w:rPr>
-        <w:t>p.Product_Name</w:t>
+      <w:proofErr w:type="gramStart"/>
+      <w:r>
+        <w:rPr>
+          <w:sz w:val="18"/>
+          <w:szCs w:val="22"/>
+        </w:rPr>
+        <w:t>p.Product</w:t>
+      </w:r>
+      <w:proofErr w:type="gramEnd"/>
+      <w:r>
+        <w:rPr>
+          <w:sz w:val="18"/>
+          <w:szCs w:val="22"/>
+        </w:rPr>
+        <w:t>_Name</w:t>
       </w:r>
       <w:proofErr w:type="spellEnd"/>
     </w:p>
@@ -3111,12 +3314,21 @@
         <w:t xml:space="preserve">ON </w:t>
       </w:r>
       <w:proofErr w:type="spellStart"/>
-      <w:r>
-        <w:rPr>
-          <w:sz w:val="18"/>
-          <w:szCs w:val="22"/>
-        </w:rPr>
-        <w:t>o.Product_ID</w:t>
+      <w:proofErr w:type="gramStart"/>
+      <w:r>
+        <w:rPr>
+          <w:sz w:val="18"/>
+          <w:szCs w:val="22"/>
+        </w:rPr>
+        <w:t>o.Product</w:t>
+      </w:r>
+      <w:proofErr w:type="gramEnd"/>
+      <w:r>
+        <w:rPr>
+          <w:sz w:val="18"/>
+          <w:szCs w:val="22"/>
+        </w:rPr>
+        <w:t>_ID</w:t>
       </w:r>
       <w:proofErr w:type="spellEnd"/>
       <w:r>
@@ -3127,12 +3339,21 @@
         <w:t xml:space="preserve"> = </w:t>
       </w:r>
       <w:proofErr w:type="spellStart"/>
-      <w:r>
-        <w:rPr>
-          <w:sz w:val="18"/>
-          <w:szCs w:val="22"/>
-        </w:rPr>
-        <w:t>p.Product_ID</w:t>
+      <w:proofErr w:type="gramStart"/>
+      <w:r>
+        <w:rPr>
+          <w:sz w:val="18"/>
+          <w:szCs w:val="22"/>
+        </w:rPr>
+        <w:t>p.Product</w:t>
+      </w:r>
+      <w:proofErr w:type="gramEnd"/>
+      <w:r>
+        <w:rPr>
+          <w:sz w:val="18"/>
+          <w:szCs w:val="22"/>
+        </w:rPr>
+        <w:t>_ID</w:t>
       </w:r>
       <w:proofErr w:type="spellEnd"/>
     </w:p>
@@ -3153,12 +3374,21 @@
         <w:t xml:space="preserve">GROUP BY </w:t>
       </w:r>
       <w:proofErr w:type="spellStart"/>
-      <w:r>
-        <w:rPr>
-          <w:sz w:val="18"/>
-          <w:szCs w:val="22"/>
-        </w:rPr>
-        <w:t>p.Product_Name</w:t>
+      <w:proofErr w:type="gramStart"/>
+      <w:r>
+        <w:rPr>
+          <w:sz w:val="18"/>
+          <w:szCs w:val="22"/>
+        </w:rPr>
+        <w:t>p.Product</w:t>
+      </w:r>
+      <w:proofErr w:type="gramEnd"/>
+      <w:r>
+        <w:rPr>
+          <w:sz w:val="18"/>
+          <w:szCs w:val="22"/>
+        </w:rPr>
+        <w:t>_Name</w:t>
       </w:r>
       <w:proofErr w:type="spellEnd"/>
       <w:r>
@@ -3216,8 +3446,17 @@
           <w:sz w:val="18"/>
           <w:szCs w:val="22"/>
         </w:rPr>
-        <w:t>LIMIT 10;</w:t>
-      </w:r>
+        <w:t xml:space="preserve">LIMIT </w:t>
+      </w:r>
+      <w:proofErr w:type="gramStart"/>
+      <w:r>
+        <w:rPr>
+          <w:sz w:val="18"/>
+          <w:szCs w:val="22"/>
+        </w:rPr>
+        <w:t>10;</w:t>
+      </w:r>
+      <w:proofErr w:type="gramEnd"/>
     </w:p>
     <w:p>
       <w:pPr>
@@ -3267,12 +3506,21 @@
         </w:rPr>
       </w:pPr>
       <w:proofErr w:type="spellStart"/>
-      <w:r>
-        <w:rPr>
-          <w:sz w:val="18"/>
-          <w:szCs w:val="22"/>
-        </w:rPr>
-        <w:t>s.SubCategory_Name</w:t>
+      <w:proofErr w:type="gramStart"/>
+      <w:r>
+        <w:rPr>
+          <w:sz w:val="18"/>
+          <w:szCs w:val="22"/>
+        </w:rPr>
+        <w:t>s.SubCategory</w:t>
+      </w:r>
+      <w:proofErr w:type="gramEnd"/>
+      <w:r>
+        <w:rPr>
+          <w:sz w:val="18"/>
+          <w:szCs w:val="22"/>
+        </w:rPr>
+        <w:t>_Name</w:t>
       </w:r>
       <w:proofErr w:type="spellEnd"/>
       <w:r>
@@ -3292,6 +3540,7 @@
           <w:szCs w:val="22"/>
         </w:rPr>
       </w:pPr>
+      <w:proofErr w:type="gramStart"/>
       <w:r>
         <w:rPr>
           <w:sz w:val="18"/>
@@ -3308,6 +3557,7 @@
         <w:t>od.Profit</w:t>
       </w:r>
       <w:proofErr w:type="spellEnd"/>
+      <w:proofErr w:type="gramEnd"/>
       <w:r>
         <w:rPr>
           <w:sz w:val="18"/>
@@ -3392,12 +3642,21 @@
         <w:t xml:space="preserve">ON </w:t>
       </w:r>
       <w:proofErr w:type="spellStart"/>
-      <w:r>
-        <w:rPr>
-          <w:sz w:val="18"/>
-          <w:szCs w:val="22"/>
-        </w:rPr>
-        <w:t>od.Product_ID</w:t>
+      <w:proofErr w:type="gramStart"/>
+      <w:r>
+        <w:rPr>
+          <w:sz w:val="18"/>
+          <w:szCs w:val="22"/>
+        </w:rPr>
+        <w:t>od.Product</w:t>
+      </w:r>
+      <w:proofErr w:type="gramEnd"/>
+      <w:r>
+        <w:rPr>
+          <w:sz w:val="18"/>
+          <w:szCs w:val="22"/>
+        </w:rPr>
+        <w:t>_ID</w:t>
       </w:r>
       <w:proofErr w:type="spellEnd"/>
       <w:r>
@@ -3408,12 +3667,21 @@
         <w:t xml:space="preserve"> = </w:t>
       </w:r>
       <w:proofErr w:type="spellStart"/>
-      <w:r>
-        <w:rPr>
-          <w:sz w:val="18"/>
-          <w:szCs w:val="22"/>
-        </w:rPr>
-        <w:t>p.Product_ID</w:t>
+      <w:proofErr w:type="gramStart"/>
+      <w:r>
+        <w:rPr>
+          <w:sz w:val="18"/>
+          <w:szCs w:val="22"/>
+        </w:rPr>
+        <w:t>p.Product</w:t>
+      </w:r>
+      <w:proofErr w:type="gramEnd"/>
+      <w:r>
+        <w:rPr>
+          <w:sz w:val="18"/>
+          <w:szCs w:val="22"/>
+        </w:rPr>
+        <w:t>_ID</w:t>
       </w:r>
       <w:proofErr w:type="spellEnd"/>
     </w:p>
@@ -3451,12 +3719,21 @@
         <w:t xml:space="preserve">ON </w:t>
       </w:r>
       <w:proofErr w:type="spellStart"/>
-      <w:r>
-        <w:rPr>
-          <w:sz w:val="18"/>
-          <w:szCs w:val="22"/>
-        </w:rPr>
-        <w:t>p.SubCategory_ID</w:t>
+      <w:proofErr w:type="gramStart"/>
+      <w:r>
+        <w:rPr>
+          <w:sz w:val="18"/>
+          <w:szCs w:val="22"/>
+        </w:rPr>
+        <w:t>p.SubCategory</w:t>
+      </w:r>
+      <w:proofErr w:type="gramEnd"/>
+      <w:r>
+        <w:rPr>
+          <w:sz w:val="18"/>
+          <w:szCs w:val="22"/>
+        </w:rPr>
+        <w:t>_ID</w:t>
       </w:r>
       <w:proofErr w:type="spellEnd"/>
       <w:r>
@@ -3467,12 +3744,21 @@
         <w:t xml:space="preserve"> = </w:t>
       </w:r>
       <w:proofErr w:type="spellStart"/>
-      <w:r>
-        <w:rPr>
-          <w:sz w:val="18"/>
-          <w:szCs w:val="22"/>
-        </w:rPr>
-        <w:t>s.SubCategory_ID</w:t>
+      <w:proofErr w:type="gramStart"/>
+      <w:r>
+        <w:rPr>
+          <w:sz w:val="18"/>
+          <w:szCs w:val="22"/>
+        </w:rPr>
+        <w:t>s.SubCategory</w:t>
+      </w:r>
+      <w:proofErr w:type="gramEnd"/>
+      <w:r>
+        <w:rPr>
+          <w:sz w:val="18"/>
+          <w:szCs w:val="22"/>
+        </w:rPr>
+        <w:t>_ID</w:t>
       </w:r>
       <w:proofErr w:type="spellEnd"/>
     </w:p>
@@ -3493,12 +3779,21 @@
         <w:t xml:space="preserve">GROUP BY </w:t>
       </w:r>
       <w:proofErr w:type="spellStart"/>
-      <w:r>
-        <w:rPr>
-          <w:sz w:val="18"/>
-          <w:szCs w:val="22"/>
-        </w:rPr>
-        <w:t>s.SubCategory_Name</w:t>
+      <w:proofErr w:type="gramStart"/>
+      <w:r>
+        <w:rPr>
+          <w:sz w:val="18"/>
+          <w:szCs w:val="22"/>
+        </w:rPr>
+        <w:t>s.SubCategory</w:t>
+      </w:r>
+      <w:proofErr w:type="gramEnd"/>
+      <w:r>
+        <w:rPr>
+          <w:sz w:val="18"/>
+          <w:szCs w:val="22"/>
+        </w:rPr>
+        <w:t>_Name</w:t>
       </w:r>
       <w:proofErr w:type="spellEnd"/>
     </w:p>
@@ -3532,8 +3827,17 @@
           <w:sz w:val="18"/>
           <w:szCs w:val="22"/>
         </w:rPr>
-        <w:t xml:space="preserve"> DESC;</w:t>
-      </w:r>
+        <w:t xml:space="preserve"> </w:t>
+      </w:r>
+      <w:proofErr w:type="gramStart"/>
+      <w:r>
+        <w:rPr>
+          <w:sz w:val="18"/>
+          <w:szCs w:val="22"/>
+        </w:rPr>
+        <w:t>DESC;</w:t>
+      </w:r>
+      <w:proofErr w:type="gramEnd"/>
     </w:p>
     <w:p>
       <w:pPr>
@@ -3619,6 +3923,7 @@
           <w:szCs w:val="22"/>
         </w:rPr>
       </w:pPr>
+      <w:proofErr w:type="gramStart"/>
       <w:r>
         <w:rPr>
           <w:sz w:val="18"/>
@@ -3635,6 +3940,7 @@
         <w:t>od.Profit</w:t>
       </w:r>
       <w:proofErr w:type="spellEnd"/>
+      <w:proofErr w:type="gramEnd"/>
       <w:r>
         <w:rPr>
           <w:sz w:val="18"/>
@@ -3692,8 +3998,17 @@
           <w:sz w:val="18"/>
           <w:szCs w:val="22"/>
         </w:rPr>
-        <w:t xml:space="preserve"> od</w:t>
-      </w:r>
+        <w:t xml:space="preserve"> </w:t>
+      </w:r>
+      <w:proofErr w:type="gramStart"/>
+      <w:r>
+        <w:rPr>
+          <w:sz w:val="18"/>
+          <w:szCs w:val="22"/>
+        </w:rPr>
+        <w:t>od</w:t>
+      </w:r>
+      <w:proofErr w:type="gramEnd"/>
     </w:p>
     <w:p>
       <w:pPr>
@@ -3709,7 +4024,6 @@
           <w:sz w:val="18"/>
           <w:szCs w:val="22"/>
         </w:rPr>
-        <w:lastRenderedPageBreak/>
         <w:t xml:space="preserve">JOIN Orders o </w:t>
       </w:r>
     </w:p>
@@ -3730,12 +4044,21 @@
         <w:t xml:space="preserve">ON </w:t>
       </w:r>
       <w:proofErr w:type="spellStart"/>
-      <w:r>
-        <w:rPr>
-          <w:sz w:val="18"/>
-          <w:szCs w:val="22"/>
-        </w:rPr>
-        <w:t>od.Order_ID</w:t>
+      <w:proofErr w:type="gramStart"/>
+      <w:r>
+        <w:rPr>
+          <w:sz w:val="18"/>
+          <w:szCs w:val="22"/>
+        </w:rPr>
+        <w:t>od.Order</w:t>
+      </w:r>
+      <w:proofErr w:type="gramEnd"/>
+      <w:r>
+        <w:rPr>
+          <w:sz w:val="18"/>
+          <w:szCs w:val="22"/>
+        </w:rPr>
+        <w:t>_ID</w:t>
       </w:r>
       <w:proofErr w:type="spellEnd"/>
       <w:r>
@@ -3746,12 +4069,21 @@
         <w:t xml:space="preserve"> = </w:t>
       </w:r>
       <w:proofErr w:type="spellStart"/>
-      <w:r>
-        <w:rPr>
-          <w:sz w:val="18"/>
-          <w:szCs w:val="22"/>
-        </w:rPr>
-        <w:t>o.Order_ID</w:t>
+      <w:proofErr w:type="gramStart"/>
+      <w:r>
+        <w:rPr>
+          <w:sz w:val="18"/>
+          <w:szCs w:val="22"/>
+        </w:rPr>
+        <w:t>o.Order</w:t>
+      </w:r>
+      <w:proofErr w:type="gramEnd"/>
+      <w:r>
+        <w:rPr>
+          <w:sz w:val="18"/>
+          <w:szCs w:val="22"/>
+        </w:rPr>
+        <w:t>_ID</w:t>
       </w:r>
       <w:proofErr w:type="spellEnd"/>
       <w:r>
@@ -3776,6 +4108,7 @@
           <w:sz w:val="18"/>
           <w:szCs w:val="22"/>
         </w:rPr>
+        <w:lastRenderedPageBreak/>
         <w:t xml:space="preserve">JOIN Customers c </w:t>
       </w:r>
     </w:p>
@@ -3796,12 +4129,21 @@
         <w:t xml:space="preserve">ON </w:t>
       </w:r>
       <w:proofErr w:type="spellStart"/>
-      <w:r>
-        <w:rPr>
-          <w:sz w:val="18"/>
-          <w:szCs w:val="22"/>
-        </w:rPr>
-        <w:t>o.Customer_ID</w:t>
+      <w:proofErr w:type="gramStart"/>
+      <w:r>
+        <w:rPr>
+          <w:sz w:val="18"/>
+          <w:szCs w:val="22"/>
+        </w:rPr>
+        <w:t>o.Customer</w:t>
+      </w:r>
+      <w:proofErr w:type="gramEnd"/>
+      <w:r>
+        <w:rPr>
+          <w:sz w:val="18"/>
+          <w:szCs w:val="22"/>
+        </w:rPr>
+        <w:t>_ID</w:t>
       </w:r>
       <w:proofErr w:type="spellEnd"/>
       <w:r>
@@ -3812,12 +4154,21 @@
         <w:t xml:space="preserve"> = </w:t>
       </w:r>
       <w:proofErr w:type="spellStart"/>
-      <w:r>
-        <w:rPr>
-          <w:sz w:val="18"/>
-          <w:szCs w:val="22"/>
-        </w:rPr>
-        <w:t>c.Customer_ID</w:t>
+      <w:proofErr w:type="gramStart"/>
+      <w:r>
+        <w:rPr>
+          <w:sz w:val="18"/>
+          <w:szCs w:val="22"/>
+        </w:rPr>
+        <w:t>c.Customer</w:t>
+      </w:r>
+      <w:proofErr w:type="gramEnd"/>
+      <w:r>
+        <w:rPr>
+          <w:sz w:val="18"/>
+          <w:szCs w:val="22"/>
+        </w:rPr>
+        <w:t>_ID</w:t>
       </w:r>
       <w:proofErr w:type="spellEnd"/>
       <w:r>
@@ -3845,6 +4196,7 @@
         <w:t xml:space="preserve">GROUP BY </w:t>
       </w:r>
       <w:proofErr w:type="spellStart"/>
+      <w:proofErr w:type="gramStart"/>
       <w:r>
         <w:rPr>
           <w:sz w:val="18"/>
@@ -3853,6 +4205,7 @@
         <w:t>c.Segment</w:t>
       </w:r>
       <w:proofErr w:type="spellEnd"/>
+      <w:proofErr w:type="gramEnd"/>
       <w:r>
         <w:rPr>
           <w:sz w:val="18"/>
@@ -3891,8 +4244,17 @@
           <w:sz w:val="18"/>
           <w:szCs w:val="22"/>
         </w:rPr>
-        <w:t xml:space="preserve"> DESC;</w:t>
-      </w:r>
+        <w:t xml:space="preserve"> </w:t>
+      </w:r>
+      <w:proofErr w:type="gramStart"/>
+      <w:r>
+        <w:rPr>
+          <w:sz w:val="18"/>
+          <w:szCs w:val="22"/>
+        </w:rPr>
+        <w:t>DESC;</w:t>
+      </w:r>
+      <w:proofErr w:type="gramEnd"/>
     </w:p>
     <w:p>
       <w:pPr>
@@ -3940,7 +4302,7 @@
         <w:spacing w:line="240" w:lineRule="auto"/>
         <w:contextualSpacing/>
         <w:rPr>
-          <w:ins w:id="5" w:author="Gabriel Tharp" w:date="2025-07-31T10:20:00Z" w16du:dateUtc="2025-07-31T15:20:00Z"/>
+          <w:ins w:id="2" w:author="Gabriel Tharp" w:date="2025-07-31T10:20:00Z" w16du:dateUtc="2025-07-31T15:20:00Z"/>
           <w:b/>
           <w:bCs/>
           <w:sz w:val="24"/>
@@ -3992,7 +4354,23 @@
         <w:contextualSpacing/>
       </w:pPr>
       <w:r>
-        <w:t>The creation of descriptive queries showcased the power of SQL to answer detailed questions that bring answers to business cases. Working on answering questions such as the state to spend the most advertisement in and what specific products to advertise for shows that having a grasp of these database technologies brings value to a business setting beyond simple app creation.</w:t>
+        <w:t xml:space="preserve">The creation of descriptive queries showcased the power of SQL to answer detailed questions that bring answers to business cases. Working on answering questions such as the state to spend the most </w:t>
+      </w:r>
+      <w:proofErr w:type="gramStart"/>
+      <w:r>
+        <w:t>advertisement</w:t>
+      </w:r>
+      <w:proofErr w:type="gramEnd"/>
+      <w:r>
+        <w:t xml:space="preserve"> </w:t>
+      </w:r>
+      <w:proofErr w:type="gramStart"/>
+      <w:r>
+        <w:t>in</w:t>
+      </w:r>
+      <w:proofErr w:type="gramEnd"/>
+      <w:r>
+        <w:t xml:space="preserve"> and what specific products to advertise for shows that having a grasp of these database technologies brings value to a business setting beyond simple app creation.</w:t>
       </w:r>
     </w:p>
     <w:p>
@@ -4054,7 +4432,15 @@
       </w:r>
       <w:proofErr w:type="spellEnd"/>
       <w:r>
-        <w:t xml:space="preserve"> dashboards do not allow for standalone URL access.  Instead, an AWS user </w:t>
+        <w:t xml:space="preserve"> dashboards do not </w:t>
+      </w:r>
+      <w:proofErr w:type="gramStart"/>
+      <w:r>
+        <w:t>allow for</w:t>
+      </w:r>
+      <w:proofErr w:type="gramEnd"/>
+      <w:r>
+        <w:t xml:space="preserve"> standalone URL access.  Instead, an AWS user </w:t>
       </w:r>
       <w:r>
         <w:t>must</w:t>
@@ -4068,7 +4454,15 @@
       </w:r>
       <w:proofErr w:type="spellEnd"/>
       <w:r>
-        <w:t xml:space="preserve"> account environment and the folder containing the dashboard has to be shared with that user.</w:t>
+        <w:t xml:space="preserve"> account environment and the folder containing the dashboard </w:t>
+      </w:r>
+      <w:proofErr w:type="gramStart"/>
+      <w:r>
+        <w:t>has to</w:t>
+      </w:r>
+      <w:proofErr w:type="gramEnd"/>
+      <w:r>
+        <w:t xml:space="preserve"> be shared with that user.</w:t>
       </w:r>
     </w:p>
     <w:p>
@@ -4188,7 +4582,6 @@
         </w:numPr>
       </w:pPr>
       <w:r>
-        <w:lastRenderedPageBreak/>
         <w:t xml:space="preserve">Data Warehouse </w:t>
       </w:r>
       <w:r>
@@ -4203,6 +4596,7 @@
         </w:numPr>
       </w:pPr>
       <w:r>
+        <w:lastRenderedPageBreak/>
         <w:t xml:space="preserve">Machine Learning </w:t>
       </w:r>
       <w:r>
@@ -4245,16 +4639,6 @@
         </w:rPr>
         <w:t>Link to GitHub Repo:</w:t>
       </w:r>
-    </w:p>
-    <w:p>
-      <w:pPr>
-        <w:spacing w:line="240" w:lineRule="auto"/>
-        <w:contextualSpacing/>
-        <w:rPr>
-          <w:b/>
-          <w:bCs/>
-        </w:rPr>
-      </w:pPr>
     </w:p>
     <w:p>
       <w:pPr>
@@ -4340,6 +4724,7 @@
           <w:t xml:space="preserve">Connect to your Amazon Aurora MySQL DB cluster | AWS </w:t>
         </w:r>
         <w:proofErr w:type="spellStart"/>
+        <w:proofErr w:type="gramStart"/>
         <w:r>
           <w:rPr>
             <w:rStyle w:val="Hyperlink"/>
@@ -4347,6 +4732,7 @@
           <w:t>re:Post</w:t>
         </w:r>
         <w:proofErr w:type="spellEnd"/>
+        <w:proofErr w:type="gramEnd"/>
       </w:hyperlink>
     </w:p>
     <w:p>
@@ -4436,6 +4822,41 @@
     <w:p>
       <w:pPr>
         <w:rPr>
+          <w:del w:id="3" w:author="Gabriel Tharp" w:date="2025-07-31T09:40:00Z" w16du:dateUtc="2025-07-31T14:40:00Z"/>
+        </w:rPr>
+      </w:pPr>
+    </w:p>
+    <w:p>
+      <w:pPr>
+        <w:rPr>
+          <w:del w:id="4" w:author="Gabriel Tharp" w:date="2025-07-31T09:40:00Z" w16du:dateUtc="2025-07-31T14:40:00Z"/>
+        </w:rPr>
+      </w:pPr>
+    </w:p>
+    <w:p>
+      <w:pPr>
+        <w:rPr>
+          <w:del w:id="5" w:author="Gabriel Tharp" w:date="2025-07-31T09:40:00Z" w16du:dateUtc="2025-07-31T14:40:00Z"/>
+        </w:rPr>
+      </w:pPr>
+    </w:p>
+    <w:p/>
+    <w:p/>
+    <w:p/>
+    <w:p/>
+    <w:p/>
+    <w:p/>
+    <w:p/>
+    <w:p/>
+    <w:p/>
+    <w:p/>
+    <w:p/>
+    <w:p/>
+    <w:p/>
+    <w:p/>
+    <w:p>
+      <w:pPr>
+        <w:rPr>
           <w:del w:id="6" w:author="Gabriel Tharp" w:date="2025-07-31T09:40:00Z" w16du:dateUtc="2025-07-31T14:40:00Z"/>
         </w:rPr>
       </w:pPr>
@@ -4443,35 +4864,10 @@
     <w:p>
       <w:pPr>
         <w:rPr>
-          <w:del w:id="7" w:author="Gabriel Tharp" w:date="2025-07-31T09:40:00Z" w16du:dateUtc="2025-07-31T14:40:00Z"/>
-        </w:rPr>
-      </w:pPr>
-    </w:p>
-    <w:p>
-      <w:pPr>
-        <w:rPr>
-          <w:del w:id="8" w:author="Gabriel Tharp" w:date="2025-07-31T09:40:00Z" w16du:dateUtc="2025-07-31T14:40:00Z"/>
-        </w:rPr>
-      </w:pPr>
-    </w:p>
-    <w:p>
-      <w:pPr>
-        <w:rPr>
-          <w:del w:id="9" w:author="Gabriel Tharp" w:date="2025-07-31T09:40:00Z" w16du:dateUtc="2025-07-31T14:40:00Z"/>
-        </w:rPr>
-      </w:pPr>
-    </w:p>
-    <w:p>
-      <w:pPr>
-        <w:rPr>
-          <w:del w:id="10" w:author="Gabriel Tharp" w:date="2025-07-31T09:40:00Z" w16du:dateUtc="2025-07-31T14:40:00Z"/>
-        </w:rPr>
-      </w:pPr>
-    </w:p>
-    <w:p>
-      <w:pPr>
-        <w:rPr>
-          <w:del w:id="11" w:author="Gabriel Tharp" w:date="2025-07-31T09:40:00Z" w16du:dateUtc="2025-07-31T14:40:00Z"/>
+          <w:ins w:id="7" w:author="Gabriel Tharp" w:date="2025-07-31T10:00:00Z" w16du:dateUtc="2025-07-31T15:00:00Z"/>
+          <w:b/>
+          <w:bCs/>
+          <w:u w:val="single"/>
         </w:rPr>
       </w:pPr>
     </w:p>
@@ -4491,21 +4887,1295 @@
           <w:sz w:val="24"/>
           <w:szCs w:val="32"/>
         </w:rPr>
-        <w:t>Appendix:</w:t>
-      </w:r>
-    </w:p>
-    <w:p>
-      <w:pPr>
-        <w:rPr>
+        <w:t>Contribution Table</w:t>
+      </w:r>
+    </w:p>
+    <w:tbl>
+      <w:tblPr>
+        <w:tblStyle w:val="TableGrid"/>
+        <w:tblW w:w="9535" w:type="dxa"/>
+        <w:tblLook w:val="04A0" w:firstRow="1" w:lastRow="0" w:firstColumn="1" w:lastColumn="0" w:noHBand="0" w:noVBand="1"/>
+      </w:tblPr>
+      <w:tblGrid>
+        <w:gridCol w:w="1332"/>
+        <w:gridCol w:w="3075"/>
+        <w:gridCol w:w="4311"/>
+        <w:gridCol w:w="822"/>
+      </w:tblGrid>
+      <w:tr>
+        <w:trPr>
+          <w:trHeight w:val="300"/>
+        </w:trPr>
+        <w:tc>
+          <w:tcPr>
+            <w:tcW w:w="1332" w:type="dxa"/>
+            <w:noWrap/>
+            <w:hideMark/>
+          </w:tcPr>
+          <w:p>
+            <w:pPr>
+              <w:contextualSpacing/>
+              <w:rPr>
+                <w:b/>
+                <w:bCs/>
+              </w:rPr>
+            </w:pPr>
+            <w:r>
+              <w:rPr>
+                <w:b/>
+                <w:bCs/>
+              </w:rPr>
+              <w:lastRenderedPageBreak/>
+              <w:t>Name</w:t>
+            </w:r>
+          </w:p>
+        </w:tc>
+        <w:tc>
+          <w:tcPr>
+            <w:tcW w:w="3075" w:type="dxa"/>
+            <w:noWrap/>
+            <w:hideMark/>
+          </w:tcPr>
+          <w:p>
+            <w:pPr>
+              <w:contextualSpacing/>
+              <w:rPr>
+                <w:b/>
+                <w:bCs/>
+              </w:rPr>
+            </w:pPr>
+            <w:r>
+              <w:rPr>
+                <w:b/>
+                <w:bCs/>
+              </w:rPr>
+              <w:t>Task</w:t>
+            </w:r>
+          </w:p>
+        </w:tc>
+        <w:tc>
+          <w:tcPr>
+            <w:tcW w:w="4311" w:type="dxa"/>
+            <w:noWrap/>
+            <w:hideMark/>
+          </w:tcPr>
+          <w:p>
+            <w:pPr>
+              <w:contextualSpacing/>
+              <w:rPr>
+                <w:b/>
+                <w:bCs/>
+              </w:rPr>
+            </w:pPr>
+            <w:r>
+              <w:rPr>
+                <w:b/>
+                <w:bCs/>
+              </w:rPr>
+              <w:t>Contribution Details</w:t>
+            </w:r>
+          </w:p>
+        </w:tc>
+        <w:tc>
+          <w:tcPr>
+            <w:tcW w:w="817" w:type="dxa"/>
+            <w:noWrap/>
+            <w:hideMark/>
+          </w:tcPr>
+          <w:p>
+            <w:pPr>
+              <w:contextualSpacing/>
+              <w:rPr>
+                <w:b/>
+                <w:bCs/>
+              </w:rPr>
+            </w:pPr>
+            <w:r>
+              <w:rPr>
+                <w:b/>
+                <w:bCs/>
+              </w:rPr>
+              <w:t>Hours</w:t>
+            </w:r>
+          </w:p>
+        </w:tc>
+      </w:tr>
+      <w:tr>
+        <w:trPr>
+          <w:trHeight w:val="600"/>
+        </w:trPr>
+        <w:tc>
+          <w:tcPr>
+            <w:tcW w:w="1332" w:type="dxa"/>
+            <w:noWrap/>
+            <w:hideMark/>
+          </w:tcPr>
+          <w:p>
+            <w:pPr>
+              <w:contextualSpacing/>
+            </w:pPr>
+            <w:r>
+              <w:t>Owen Randolph</w:t>
+            </w:r>
+          </w:p>
+        </w:tc>
+        <w:tc>
+          <w:tcPr>
+            <w:tcW w:w="3075" w:type="dxa"/>
+            <w:noWrap/>
+            <w:hideMark/>
+          </w:tcPr>
+          <w:p>
+            <w:pPr>
+              <w:contextualSpacing/>
+            </w:pPr>
+            <w:r>
+              <w:t>Develop Cloud Infrastructure</w:t>
+            </w:r>
+          </w:p>
+        </w:tc>
+        <w:tc>
+          <w:tcPr>
+            <w:tcW w:w="4311" w:type="dxa"/>
+            <w:hideMark/>
+          </w:tcPr>
+          <w:p>
+            <w:pPr>
+              <w:contextualSpacing/>
+            </w:pPr>
+            <w:r>
+              <w:t>Set up and configure AWS Infrastructure: IAM, VPC, security groups, subnets, availability zones, Aurora MySQL, S3</w:t>
+            </w:r>
+          </w:p>
+        </w:tc>
+        <w:tc>
+          <w:tcPr>
+            <w:tcW w:w="817" w:type="dxa"/>
+            <w:noWrap/>
+            <w:hideMark/>
+          </w:tcPr>
+          <w:p>
+            <w:pPr>
+              <w:contextualSpacing/>
+            </w:pPr>
+            <w:r>
+              <w:t>4</w:t>
+            </w:r>
+          </w:p>
+        </w:tc>
+      </w:tr>
+      <w:tr>
+        <w:trPr>
+          <w:trHeight w:val="600"/>
+        </w:trPr>
+        <w:tc>
+          <w:tcPr>
+            <w:tcW w:w="1332" w:type="dxa"/>
+            <w:noWrap/>
+            <w:hideMark/>
+          </w:tcPr>
+          <w:p>
+            <w:pPr>
+              <w:contextualSpacing/>
+            </w:pPr>
+            <w:r>
+              <w:t>Owen Randolph</w:t>
+            </w:r>
+          </w:p>
+        </w:tc>
+        <w:tc>
+          <w:tcPr>
+            <w:tcW w:w="3075" w:type="dxa"/>
+            <w:noWrap/>
+            <w:hideMark/>
+          </w:tcPr>
+          <w:p>
+            <w:pPr>
+              <w:contextualSpacing/>
+            </w:pPr>
+            <w:r>
+              <w:t xml:space="preserve">Connect MySQL Workbench </w:t>
+            </w:r>
+            <w:proofErr w:type="spellStart"/>
+            <w:r>
+              <w:t>db</w:t>
+            </w:r>
+            <w:proofErr w:type="spellEnd"/>
+            <w:r>
+              <w:t xml:space="preserve"> to Aurora</w:t>
+            </w:r>
+          </w:p>
+        </w:tc>
+        <w:tc>
+          <w:tcPr>
+            <w:tcW w:w="4311" w:type="dxa"/>
+            <w:hideMark/>
+          </w:tcPr>
+          <w:p>
+            <w:pPr>
+              <w:contextualSpacing/>
+            </w:pPr>
+            <w:r>
+              <w:t>Use routing through MySQL workbench to run the database on Aurora</w:t>
+            </w:r>
+          </w:p>
+        </w:tc>
+        <w:tc>
+          <w:tcPr>
+            <w:tcW w:w="817" w:type="dxa"/>
+            <w:noWrap/>
+            <w:hideMark/>
+          </w:tcPr>
+          <w:p>
+            <w:pPr>
+              <w:contextualSpacing/>
+            </w:pPr>
+            <w:r>
+              <w:t>1</w:t>
+            </w:r>
+          </w:p>
+        </w:tc>
+      </w:tr>
+      <w:tr>
+        <w:trPr>
+          <w:trHeight w:val="600"/>
+        </w:trPr>
+        <w:tc>
+          <w:tcPr>
+            <w:tcW w:w="1332" w:type="dxa"/>
+            <w:noWrap/>
+            <w:hideMark/>
+          </w:tcPr>
+          <w:p>
+            <w:pPr>
+              <w:contextualSpacing/>
+            </w:pPr>
+            <w:r>
+              <w:t>Owen Randolph</w:t>
+            </w:r>
+          </w:p>
+        </w:tc>
+        <w:tc>
+          <w:tcPr>
+            <w:tcW w:w="3075" w:type="dxa"/>
+            <w:noWrap/>
+            <w:hideMark/>
+          </w:tcPr>
+          <w:p>
+            <w:pPr>
+              <w:contextualSpacing/>
+            </w:pPr>
+            <w:r>
+              <w:t xml:space="preserve">Connect S3 to and configure </w:t>
+            </w:r>
+            <w:proofErr w:type="spellStart"/>
+            <w:r>
+              <w:t>Quicksight</w:t>
+            </w:r>
+            <w:proofErr w:type="spellEnd"/>
+          </w:p>
+        </w:tc>
+        <w:tc>
+          <w:tcPr>
+            <w:tcW w:w="4311" w:type="dxa"/>
+            <w:hideMark/>
+          </w:tcPr>
+          <w:p>
+            <w:pPr>
+              <w:contextualSpacing/>
+            </w:pPr>
+            <w:r>
+              <w:t xml:space="preserve">Data ingestion for use in </w:t>
+            </w:r>
+            <w:proofErr w:type="spellStart"/>
+            <w:r>
+              <w:t>Quicksight</w:t>
+            </w:r>
+            <w:proofErr w:type="spellEnd"/>
+            <w:r>
+              <w:t xml:space="preserve">, set up normalized tables in </w:t>
+            </w:r>
+            <w:proofErr w:type="spellStart"/>
+            <w:r>
+              <w:t>Quicksight</w:t>
+            </w:r>
+            <w:proofErr w:type="spellEnd"/>
+            <w:r>
+              <w:t xml:space="preserve"> for </w:t>
+            </w:r>
+            <w:proofErr w:type="spellStart"/>
+            <w:r>
+              <w:t>dashbord</w:t>
+            </w:r>
+            <w:proofErr w:type="spellEnd"/>
+            <w:r>
+              <w:t xml:space="preserve"> use</w:t>
+            </w:r>
+          </w:p>
+        </w:tc>
+        <w:tc>
+          <w:tcPr>
+            <w:tcW w:w="817" w:type="dxa"/>
+            <w:noWrap/>
+            <w:hideMark/>
+          </w:tcPr>
+          <w:p>
+            <w:pPr>
+              <w:contextualSpacing/>
+            </w:pPr>
+            <w:r>
+              <w:t>4</w:t>
+            </w:r>
+          </w:p>
+        </w:tc>
+      </w:tr>
+      <w:tr>
+        <w:trPr>
+          <w:trHeight w:val="600"/>
+        </w:trPr>
+        <w:tc>
+          <w:tcPr>
+            <w:tcW w:w="1332" w:type="dxa"/>
+            <w:noWrap/>
+            <w:hideMark/>
+          </w:tcPr>
+          <w:p>
+            <w:pPr>
+              <w:contextualSpacing/>
+            </w:pPr>
+            <w:r>
+              <w:t>Owen Randolph</w:t>
+            </w:r>
+          </w:p>
+        </w:tc>
+        <w:tc>
+          <w:tcPr>
+            <w:tcW w:w="3075" w:type="dxa"/>
+            <w:noWrap/>
+            <w:hideMark/>
+          </w:tcPr>
+          <w:p>
+            <w:pPr>
+              <w:contextualSpacing/>
+            </w:pPr>
+            <w:r>
+              <w:t>Report Draft</w:t>
+            </w:r>
+          </w:p>
+        </w:tc>
+        <w:tc>
+          <w:tcPr>
+            <w:tcW w:w="4311" w:type="dxa"/>
+            <w:hideMark/>
+          </w:tcPr>
+          <w:p>
+            <w:pPr>
+              <w:contextualSpacing/>
+            </w:pPr>
+            <w:r>
+              <w:t>Write notes on project build, add screenshots, edit and resize pictures and text</w:t>
+            </w:r>
+          </w:p>
+        </w:tc>
+        <w:tc>
+          <w:tcPr>
+            <w:tcW w:w="817" w:type="dxa"/>
+            <w:noWrap/>
+            <w:hideMark/>
+          </w:tcPr>
+          <w:p>
+            <w:pPr>
+              <w:contextualSpacing/>
+            </w:pPr>
+            <w:r>
+              <w:t>3</w:t>
+            </w:r>
+          </w:p>
+        </w:tc>
+      </w:tr>
+      <w:tr>
+        <w:trPr>
+          <w:trHeight w:val="600"/>
+        </w:trPr>
+        <w:tc>
+          <w:tcPr>
+            <w:tcW w:w="1332" w:type="dxa"/>
+            <w:noWrap/>
+            <w:hideMark/>
+          </w:tcPr>
+          <w:p>
+            <w:pPr>
+              <w:contextualSpacing/>
+            </w:pPr>
+            <w:r>
+              <w:t>Owen Randolph</w:t>
+            </w:r>
+          </w:p>
+        </w:tc>
+        <w:tc>
+          <w:tcPr>
+            <w:tcW w:w="3075" w:type="dxa"/>
+            <w:noWrap/>
+            <w:hideMark/>
+          </w:tcPr>
+          <w:p>
+            <w:pPr>
+              <w:contextualSpacing/>
+            </w:pPr>
+            <w:r>
+              <w:t>Report Detail- Technical Description</w:t>
+            </w:r>
+          </w:p>
+        </w:tc>
+        <w:tc>
+          <w:tcPr>
+            <w:tcW w:w="4311" w:type="dxa"/>
+            <w:hideMark/>
+          </w:tcPr>
+          <w:p>
+            <w:pPr>
+              <w:contextualSpacing/>
+            </w:pPr>
+            <w:r>
+              <w:t>refine formatting and clarity of notes on technical build part of the project</w:t>
+            </w:r>
+          </w:p>
+        </w:tc>
+        <w:tc>
+          <w:tcPr>
+            <w:tcW w:w="817" w:type="dxa"/>
+            <w:noWrap/>
+            <w:hideMark/>
+          </w:tcPr>
+          <w:p>
+            <w:pPr>
+              <w:contextualSpacing/>
+            </w:pPr>
+            <w:r>
+              <w:t>3</w:t>
+            </w:r>
+          </w:p>
+        </w:tc>
+      </w:tr>
+      <w:tr>
+        <w:trPr>
+          <w:trHeight w:val="600"/>
+        </w:trPr>
+        <w:tc>
+          <w:tcPr>
+            <w:tcW w:w="1332" w:type="dxa"/>
+            <w:noWrap/>
+            <w:hideMark/>
+          </w:tcPr>
+          <w:p>
+            <w:pPr>
+              <w:contextualSpacing/>
+            </w:pPr>
+            <w:r>
+              <w:t>Owen Randolph</w:t>
+            </w:r>
+          </w:p>
+        </w:tc>
+        <w:tc>
+          <w:tcPr>
+            <w:tcW w:w="3075" w:type="dxa"/>
+            <w:noWrap/>
+            <w:hideMark/>
+          </w:tcPr>
+          <w:p>
+            <w:pPr>
+              <w:contextualSpacing/>
+            </w:pPr>
+            <w:r>
+              <w:t>Report Detail- Future Expansion</w:t>
+            </w:r>
+          </w:p>
+        </w:tc>
+        <w:tc>
+          <w:tcPr>
+            <w:tcW w:w="4311" w:type="dxa"/>
+            <w:hideMark/>
+          </w:tcPr>
+          <w:p>
+            <w:pPr>
+              <w:contextualSpacing/>
+            </w:pPr>
+            <w:r>
+              <w:t>Data engineering features and cloud architecture services to offer expansion plans</w:t>
+            </w:r>
+          </w:p>
+        </w:tc>
+        <w:tc>
+          <w:tcPr>
+            <w:tcW w:w="817" w:type="dxa"/>
+            <w:noWrap/>
+            <w:hideMark/>
+          </w:tcPr>
+          <w:p>
+            <w:pPr>
+              <w:contextualSpacing/>
+            </w:pPr>
+            <w:r>
+              <w:t>0.5</w:t>
+            </w:r>
+          </w:p>
+        </w:tc>
+      </w:tr>
+      <w:tr>
+        <w:trPr>
+          <w:trHeight w:val="300"/>
+        </w:trPr>
+        <w:tc>
+          <w:tcPr>
+            <w:tcW w:w="1332" w:type="dxa"/>
+            <w:noWrap/>
+            <w:hideMark/>
+          </w:tcPr>
+          <w:p>
+            <w:pPr>
+              <w:contextualSpacing/>
+            </w:pPr>
+            <w:r>
+              <w:t>Owen Randolph</w:t>
+            </w:r>
+          </w:p>
+        </w:tc>
+        <w:tc>
+          <w:tcPr>
+            <w:tcW w:w="3075" w:type="dxa"/>
+            <w:noWrap/>
+            <w:hideMark/>
+          </w:tcPr>
+          <w:p>
+            <w:pPr>
+              <w:contextualSpacing/>
+            </w:pPr>
+            <w:r>
+              <w:t>Report Detail- References</w:t>
+            </w:r>
+          </w:p>
+        </w:tc>
+        <w:tc>
+          <w:tcPr>
+            <w:tcW w:w="4311" w:type="dxa"/>
+            <w:hideMark/>
+          </w:tcPr>
+          <w:p>
+            <w:pPr>
+              <w:contextualSpacing/>
+            </w:pPr>
+            <w:r>
+              <w:t>Used hyperlinks</w:t>
+            </w:r>
+          </w:p>
+        </w:tc>
+        <w:tc>
+          <w:tcPr>
+            <w:tcW w:w="817" w:type="dxa"/>
+            <w:noWrap/>
+            <w:hideMark/>
+          </w:tcPr>
+          <w:p>
+            <w:pPr>
+              <w:contextualSpacing/>
+            </w:pPr>
+            <w:r>
+              <w:t>0.5</w:t>
+            </w:r>
+          </w:p>
+        </w:tc>
+      </w:tr>
+      <w:tr>
+        <w:trPr>
+          <w:trHeight w:val="600"/>
+        </w:trPr>
+        <w:tc>
+          <w:tcPr>
+            <w:tcW w:w="1332" w:type="dxa"/>
+            <w:noWrap/>
+            <w:hideMark/>
+          </w:tcPr>
+          <w:p>
+            <w:pPr>
+              <w:contextualSpacing/>
+            </w:pPr>
+            <w:r>
+              <w:t>Owen Randolph</w:t>
+            </w:r>
+          </w:p>
+        </w:tc>
+        <w:tc>
+          <w:tcPr>
+            <w:tcW w:w="3075" w:type="dxa"/>
+            <w:noWrap/>
+            <w:hideMark/>
+          </w:tcPr>
+          <w:p>
+            <w:pPr>
+              <w:contextualSpacing/>
+            </w:pPr>
+            <w:proofErr w:type="spellStart"/>
+            <w:r>
+              <w:t>Powerpoint</w:t>
+            </w:r>
+            <w:proofErr w:type="spellEnd"/>
+            <w:r>
+              <w:t xml:space="preserve"> Creation</w:t>
+            </w:r>
+          </w:p>
+        </w:tc>
+        <w:tc>
+          <w:tcPr>
+            <w:tcW w:w="4311" w:type="dxa"/>
+            <w:hideMark/>
+          </w:tcPr>
+          <w:p>
+            <w:pPr>
+              <w:contextualSpacing/>
+            </w:pPr>
+            <w:r>
+              <w:t>Added screenshots, wrote and formatted text, added notes for presentation</w:t>
+            </w:r>
+          </w:p>
+        </w:tc>
+        <w:tc>
+          <w:tcPr>
+            <w:tcW w:w="817" w:type="dxa"/>
+            <w:noWrap/>
+            <w:hideMark/>
+          </w:tcPr>
+          <w:p>
+            <w:pPr>
+              <w:contextualSpacing/>
+            </w:pPr>
+            <w:r>
+              <w:t>2</w:t>
+            </w:r>
+          </w:p>
+        </w:tc>
+      </w:tr>
+      <w:tr>
+        <w:trPr>
+          <w:trHeight w:val="300"/>
+        </w:trPr>
+        <w:tc>
+          <w:tcPr>
+            <w:tcW w:w="1332" w:type="dxa"/>
+            <w:noWrap/>
+            <w:hideMark/>
+          </w:tcPr>
+          <w:p>
+            <w:pPr>
+              <w:contextualSpacing/>
+            </w:pPr>
+            <w:r>
+              <w:t>Marcos Fernandez</w:t>
+            </w:r>
+          </w:p>
+        </w:tc>
+        <w:tc>
+          <w:tcPr>
+            <w:tcW w:w="3075" w:type="dxa"/>
+            <w:noWrap/>
+            <w:hideMark/>
+          </w:tcPr>
+          <w:p>
+            <w:pPr>
+              <w:contextualSpacing/>
+            </w:pPr>
+            <w:r>
+              <w:t>Region Analysis Dashboard Development</w:t>
+            </w:r>
+          </w:p>
+        </w:tc>
+        <w:tc>
+          <w:tcPr>
+            <w:tcW w:w="4311" w:type="dxa"/>
+            <w:hideMark/>
+          </w:tcPr>
+          <w:p>
+            <w:pPr>
+              <w:contextualSpacing/>
+            </w:pPr>
+            <w:r>
+              <w:t>Created dashboard to see sales and profits given certain regions</w:t>
+            </w:r>
+          </w:p>
+        </w:tc>
+        <w:tc>
+          <w:tcPr>
+            <w:tcW w:w="817" w:type="dxa"/>
+            <w:noWrap/>
+            <w:hideMark/>
+          </w:tcPr>
+          <w:p>
+            <w:pPr>
+              <w:contextualSpacing/>
+            </w:pPr>
+            <w:r>
+              <w:t>2.5</w:t>
+            </w:r>
+          </w:p>
+        </w:tc>
+      </w:tr>
+      <w:tr>
+        <w:trPr>
+          <w:trHeight w:val="600"/>
+        </w:trPr>
+        <w:tc>
+          <w:tcPr>
+            <w:tcW w:w="1332" w:type="dxa"/>
+            <w:noWrap/>
+            <w:hideMark/>
+          </w:tcPr>
+          <w:p>
+            <w:pPr>
+              <w:contextualSpacing/>
+            </w:pPr>
+            <w:r>
+              <w:t>Marcos Fernandez</w:t>
+            </w:r>
+          </w:p>
+        </w:tc>
+        <w:tc>
+          <w:tcPr>
+            <w:tcW w:w="3075" w:type="dxa"/>
+            <w:noWrap/>
+            <w:hideMark/>
+          </w:tcPr>
+          <w:p>
+            <w:pPr>
+              <w:contextualSpacing/>
+            </w:pPr>
+            <w:r>
+              <w:t>Report Detail- App Functionality</w:t>
+            </w:r>
+          </w:p>
+        </w:tc>
+        <w:tc>
+          <w:tcPr>
+            <w:tcW w:w="4311" w:type="dxa"/>
+            <w:hideMark/>
+          </w:tcPr>
+          <w:p>
+            <w:pPr>
+              <w:contextualSpacing/>
+            </w:pPr>
+            <w:r>
+              <w:t>Added screenshots and description of app functionality with the help of all team members</w:t>
+            </w:r>
+          </w:p>
+        </w:tc>
+        <w:tc>
+          <w:tcPr>
+            <w:tcW w:w="817" w:type="dxa"/>
+            <w:noWrap/>
+            <w:hideMark/>
+          </w:tcPr>
+          <w:p>
+            <w:pPr>
+              <w:contextualSpacing/>
+            </w:pPr>
+            <w:r>
+              <w:t>1.5</w:t>
+            </w:r>
+          </w:p>
+        </w:tc>
+      </w:tr>
+      <w:tr>
+        <w:trPr>
+          <w:trHeight w:val="600"/>
+        </w:trPr>
+        <w:tc>
+          <w:tcPr>
+            <w:tcW w:w="1332" w:type="dxa"/>
+            <w:noWrap/>
+            <w:hideMark/>
+          </w:tcPr>
+          <w:p>
+            <w:pPr>
+              <w:contextualSpacing/>
+            </w:pPr>
+            <w:r>
+              <w:t>Marcos Fernandez</w:t>
+            </w:r>
+          </w:p>
+        </w:tc>
+        <w:tc>
+          <w:tcPr>
+            <w:tcW w:w="3075" w:type="dxa"/>
+            <w:noWrap/>
+            <w:hideMark/>
+          </w:tcPr>
+          <w:p>
+            <w:pPr>
+              <w:contextualSpacing/>
+            </w:pPr>
+            <w:r>
+              <w:t>Report Detail - Reflections</w:t>
+            </w:r>
+          </w:p>
+        </w:tc>
+        <w:tc>
+          <w:tcPr>
+            <w:tcW w:w="4311" w:type="dxa"/>
+            <w:hideMark/>
+          </w:tcPr>
+          <w:p>
+            <w:pPr>
+              <w:contextualSpacing/>
+            </w:pPr>
+            <w:r>
+              <w:t>Description of team reflections on what we learned during this project and the most interesting parts</w:t>
+            </w:r>
+          </w:p>
+        </w:tc>
+        <w:tc>
+          <w:tcPr>
+            <w:tcW w:w="817" w:type="dxa"/>
+            <w:noWrap/>
+            <w:hideMark/>
+          </w:tcPr>
+          <w:p>
+            <w:pPr>
+              <w:contextualSpacing/>
+            </w:pPr>
+            <w:r>
+              <w:t>1.5</w:t>
+            </w:r>
+          </w:p>
+        </w:tc>
+      </w:tr>
+      <w:tr>
+        <w:trPr>
+          <w:trHeight w:val="300"/>
+        </w:trPr>
+        <w:tc>
+          <w:tcPr>
+            <w:tcW w:w="1332" w:type="dxa"/>
+            <w:noWrap/>
+            <w:hideMark/>
+          </w:tcPr>
+          <w:p>
+            <w:pPr>
+              <w:contextualSpacing/>
+            </w:pPr>
+            <w:r>
+              <w:t>Marcos Fernandez</w:t>
+            </w:r>
+          </w:p>
+        </w:tc>
+        <w:tc>
+          <w:tcPr>
+            <w:tcW w:w="3075" w:type="dxa"/>
+            <w:noWrap/>
+            <w:hideMark/>
+          </w:tcPr>
+          <w:p>
+            <w:pPr>
+              <w:contextualSpacing/>
+            </w:pPr>
+            <w:r>
+              <w:t>Report Finalize</w:t>
+            </w:r>
+          </w:p>
+        </w:tc>
+        <w:tc>
+          <w:tcPr>
+            <w:tcW w:w="4311" w:type="dxa"/>
+            <w:hideMark/>
+          </w:tcPr>
+          <w:p>
+            <w:pPr>
+              <w:contextualSpacing/>
+            </w:pPr>
+            <w:r>
+              <w:t>Final formatting details and cohesion check</w:t>
+            </w:r>
+          </w:p>
+        </w:tc>
+        <w:tc>
+          <w:tcPr>
+            <w:tcW w:w="817" w:type="dxa"/>
+            <w:noWrap/>
+            <w:hideMark/>
+          </w:tcPr>
+          <w:p>
+            <w:pPr>
+              <w:contextualSpacing/>
+            </w:pPr>
+            <w:r>
+              <w:t>1</w:t>
+            </w:r>
+          </w:p>
+        </w:tc>
+      </w:tr>
+      <w:tr>
+        <w:trPr>
+          <w:trHeight w:val="300"/>
+        </w:trPr>
+        <w:tc>
+          <w:tcPr>
+            <w:tcW w:w="1332" w:type="dxa"/>
+            <w:noWrap/>
+            <w:hideMark/>
+          </w:tcPr>
+          <w:p>
+            <w:pPr>
+              <w:contextualSpacing/>
+            </w:pPr>
+            <w:r>
+              <w:t>Marcos Fernandez</w:t>
+            </w:r>
+          </w:p>
+        </w:tc>
+        <w:tc>
+          <w:tcPr>
+            <w:tcW w:w="3075" w:type="dxa"/>
+            <w:noWrap/>
+            <w:hideMark/>
+          </w:tcPr>
+          <w:p>
+            <w:pPr>
+              <w:contextualSpacing/>
+            </w:pPr>
+            <w:r>
+              <w:t>Edit and Finalize Presentation</w:t>
+            </w:r>
+          </w:p>
+        </w:tc>
+        <w:tc>
+          <w:tcPr>
+            <w:tcW w:w="4311" w:type="dxa"/>
+            <w:hideMark/>
+          </w:tcPr>
+          <w:p>
+            <w:pPr>
+              <w:contextualSpacing/>
+            </w:pPr>
+            <w:r>
+              <w:t>Record introduction and project demo</w:t>
+            </w:r>
+          </w:p>
+        </w:tc>
+        <w:tc>
+          <w:tcPr>
+            <w:tcW w:w="817" w:type="dxa"/>
+            <w:noWrap/>
+            <w:hideMark/>
+          </w:tcPr>
+          <w:p>
+            <w:pPr>
+              <w:contextualSpacing/>
+            </w:pPr>
+            <w:r>
+              <w:t>2</w:t>
+            </w:r>
+          </w:p>
+        </w:tc>
+      </w:tr>
+      <w:tr>
+        <w:trPr>
+          <w:trHeight w:val="300"/>
+        </w:trPr>
+        <w:tc>
+          <w:tcPr>
+            <w:tcW w:w="1332" w:type="dxa"/>
+            <w:noWrap/>
+            <w:hideMark/>
+          </w:tcPr>
+          <w:p>
+            <w:pPr>
+              <w:contextualSpacing/>
+            </w:pPr>
+            <w:r>
+              <w:t>Gabriel Tharp</w:t>
+            </w:r>
+          </w:p>
+        </w:tc>
+        <w:tc>
+          <w:tcPr>
+            <w:tcW w:w="3075" w:type="dxa"/>
+            <w:noWrap/>
+            <w:hideMark/>
+          </w:tcPr>
+          <w:p>
+            <w:pPr>
+              <w:contextualSpacing/>
+            </w:pPr>
+            <w:r>
+              <w:t>Product Analysis Dashboard Development</w:t>
+            </w:r>
+          </w:p>
+        </w:tc>
+        <w:tc>
+          <w:tcPr>
+            <w:tcW w:w="4311" w:type="dxa"/>
+            <w:hideMark/>
+          </w:tcPr>
+          <w:p>
+            <w:pPr>
+              <w:contextualSpacing/>
+            </w:pPr>
+            <w:r>
+              <w:t xml:space="preserve">Plan, order, and format one dashboard in </w:t>
+            </w:r>
+            <w:proofErr w:type="spellStart"/>
+            <w:r>
+              <w:t>Quicksight</w:t>
+            </w:r>
+            <w:proofErr w:type="spellEnd"/>
+          </w:p>
+        </w:tc>
+        <w:tc>
+          <w:tcPr>
+            <w:tcW w:w="817" w:type="dxa"/>
+            <w:noWrap/>
+            <w:hideMark/>
+          </w:tcPr>
+          <w:p>
+            <w:pPr>
+              <w:contextualSpacing/>
+            </w:pPr>
+            <w:r>
+              <w:t>2.5</w:t>
+            </w:r>
+          </w:p>
+        </w:tc>
+      </w:tr>
+      <w:tr>
+        <w:trPr>
+          <w:trHeight w:val="300"/>
+        </w:trPr>
+        <w:tc>
+          <w:tcPr>
+            <w:tcW w:w="1332" w:type="dxa"/>
+            <w:noWrap/>
+            <w:hideMark/>
+          </w:tcPr>
+          <w:p>
+            <w:pPr>
+              <w:contextualSpacing/>
+            </w:pPr>
+            <w:r>
+              <w:t>Gabriel Tharp</w:t>
+            </w:r>
+          </w:p>
+        </w:tc>
+        <w:tc>
+          <w:tcPr>
+            <w:tcW w:w="3075" w:type="dxa"/>
+            <w:noWrap/>
+            <w:hideMark/>
+          </w:tcPr>
+          <w:p>
+            <w:pPr>
+              <w:contextualSpacing/>
+            </w:pPr>
+            <w:r>
+              <w:t xml:space="preserve">Report Detail- Purpose &amp; Audience </w:t>
+            </w:r>
+          </w:p>
+        </w:tc>
+        <w:tc>
+          <w:tcPr>
+            <w:tcW w:w="4311" w:type="dxa"/>
+            <w:hideMark/>
+          </w:tcPr>
+          <w:p>
+            <w:pPr>
+              <w:contextualSpacing/>
+            </w:pPr>
+            <w:r>
+              <w:t xml:space="preserve">Drafted, edited </w:t>
+            </w:r>
+          </w:p>
+        </w:tc>
+        <w:tc>
+          <w:tcPr>
+            <w:tcW w:w="817" w:type="dxa"/>
+            <w:noWrap/>
+            <w:hideMark/>
+          </w:tcPr>
+          <w:p>
+            <w:pPr>
+              <w:contextualSpacing/>
+            </w:pPr>
+            <w:r>
+              <w:t>1.5</w:t>
+            </w:r>
+          </w:p>
+        </w:tc>
+      </w:tr>
+      <w:tr>
+        <w:trPr>
+          <w:trHeight w:val="300"/>
+        </w:trPr>
+        <w:tc>
+          <w:tcPr>
+            <w:tcW w:w="1332" w:type="dxa"/>
+            <w:noWrap/>
+            <w:hideMark/>
+          </w:tcPr>
+          <w:p>
+            <w:pPr>
+              <w:contextualSpacing/>
+            </w:pPr>
+            <w:r>
+              <w:t>Gabriel Tharp</w:t>
+            </w:r>
+          </w:p>
+        </w:tc>
+        <w:tc>
+          <w:tcPr>
+            <w:tcW w:w="3075" w:type="dxa"/>
+            <w:noWrap/>
+            <w:hideMark/>
+          </w:tcPr>
+          <w:p>
+            <w:pPr>
+              <w:contextualSpacing/>
+            </w:pPr>
+            <w:r>
+              <w:t>Report Detail - SQL Queries</w:t>
+            </w:r>
+          </w:p>
+        </w:tc>
+        <w:tc>
+          <w:tcPr>
+            <w:tcW w:w="4311" w:type="dxa"/>
+            <w:hideMark/>
+          </w:tcPr>
+          <w:p>
+            <w:pPr>
+              <w:contextualSpacing/>
+            </w:pPr>
+            <w:r>
+              <w:t>Wrote, tested, and added query examples</w:t>
+            </w:r>
+          </w:p>
+        </w:tc>
+        <w:tc>
+          <w:tcPr>
+            <w:tcW w:w="817" w:type="dxa"/>
+            <w:noWrap/>
+            <w:hideMark/>
+          </w:tcPr>
+          <w:p>
+            <w:pPr>
+              <w:contextualSpacing/>
+            </w:pPr>
+            <w:r>
+              <w:t>1.5</w:t>
+            </w:r>
+          </w:p>
+        </w:tc>
+      </w:tr>
+      <w:tr>
+        <w:trPr>
+          <w:trHeight w:val="300"/>
+        </w:trPr>
+        <w:tc>
+          <w:tcPr>
+            <w:tcW w:w="1332" w:type="dxa"/>
+            <w:noWrap/>
+            <w:hideMark/>
+          </w:tcPr>
+          <w:p>
+            <w:pPr>
+              <w:contextualSpacing/>
+            </w:pPr>
+            <w:r>
+              <w:t>Gabriel Tharp</w:t>
+            </w:r>
+          </w:p>
+        </w:tc>
+        <w:tc>
+          <w:tcPr>
+            <w:tcW w:w="3075" w:type="dxa"/>
+            <w:noWrap/>
+            <w:hideMark/>
+          </w:tcPr>
+          <w:p>
+            <w:pPr>
+              <w:contextualSpacing/>
+            </w:pPr>
+            <w:r>
+              <w:t>Organize Presentation</w:t>
+            </w:r>
+          </w:p>
+        </w:tc>
+        <w:tc>
+          <w:tcPr>
+            <w:tcW w:w="4311" w:type="dxa"/>
+            <w:hideMark/>
+          </w:tcPr>
+          <w:p>
+            <w:pPr>
+              <w:contextualSpacing/>
+            </w:pPr>
+            <w:r>
+              <w:t>Edited slides and planned project demo</w:t>
+            </w:r>
+          </w:p>
+        </w:tc>
+        <w:tc>
+          <w:tcPr>
+            <w:tcW w:w="817" w:type="dxa"/>
+            <w:noWrap/>
+            <w:hideMark/>
+          </w:tcPr>
+          <w:p>
+            <w:pPr>
+              <w:contextualSpacing/>
+            </w:pPr>
+            <w:r>
+              <w:t>1</w:t>
+            </w:r>
+          </w:p>
+        </w:tc>
+      </w:tr>
+    </w:tbl>
+    <w:p>
+      <w:pPr>
+        <w:spacing w:line="240" w:lineRule="auto"/>
+        <w:contextualSpacing/>
+      </w:pPr>
+    </w:p>
+    <w:p/>
+    <w:p/>
+    <w:p>
+      <w:pPr>
+        <w:rPr>
+          <w:b/>
+          <w:bCs/>
           <w:sz w:val="24"/>
           <w:szCs w:val="32"/>
         </w:rPr>
       </w:pPr>
       <w:r>
         <w:rPr>
+          <w:b/>
+          <w:bCs/>
           <w:sz w:val="24"/>
           <w:szCs w:val="32"/>
         </w:rPr>
+        <w:t>Appendix:</w:t>
+      </w:r>
+    </w:p>
+    <w:p>
+      <w:pPr>
+        <w:rPr>
+          <w:sz w:val="24"/>
+          <w:szCs w:val="32"/>
+        </w:rPr>
+      </w:pPr>
+      <w:r>
+        <w:rPr>
+          <w:sz w:val="24"/>
+          <w:szCs w:val="32"/>
+        </w:rPr>
+        <w:lastRenderedPageBreak/>
         <w:t>Star Schema Model:</w:t>
       </w:r>
     </w:p>
@@ -5334,7 +7004,6 @@
                 <w:szCs w:val="22"/>
                 <w14:ligatures w14:val="none"/>
               </w:rPr>
-              <w:lastRenderedPageBreak/>
               <w:t>products</w:t>
             </w:r>
           </w:p>
@@ -5690,17 +7359,7 @@
     <w:p>
       <w:pPr>
         <w:rPr>
-          <w:del w:id="12" w:author="Gabriel Tharp" w:date="2025-07-31T09:37:00Z" w16du:dateUtc="2025-07-31T14:37:00Z"/>
-          <w:b/>
-          <w:bCs/>
-          <w:u w:val="single"/>
-        </w:rPr>
-      </w:pPr>
-    </w:p>
-    <w:p>
-      <w:pPr>
-        <w:rPr>
-          <w:ins w:id="13" w:author="Gabriel Tharp" w:date="2025-07-31T10:00:00Z" w16du:dateUtc="2025-07-31T15:00:00Z"/>
+          <w:del w:id="8" w:author="Gabriel Tharp" w:date="2025-07-31T09:37:00Z" w16du:dateUtc="2025-07-31T14:37:00Z"/>
           <w:b/>
           <w:bCs/>
           <w:u w:val="single"/>
@@ -8671,6 +10330,25 @@
       <w:spacing w:after="0" w:line="240" w:lineRule="auto"/>
     </w:pPr>
   </w:style>
+  <w:style w:type="table" w:styleId="TableGrid">
+    <w:name w:val="Table Grid"/>
+    <w:basedOn w:val="TableNormal"/>
+    <w:uiPriority w:val="39"/>
+    <w:rsid w:val="005C6025"/>
+    <w:pPr>
+      <w:spacing w:after="0" w:line="240" w:lineRule="auto"/>
+    </w:pPr>
+    <w:tblPr>
+      <w:tblBorders>
+        <w:top w:val="single" w:sz="4" w:space="0" w:color="auto"/>
+        <w:left w:val="single" w:sz="4" w:space="0" w:color="auto"/>
+        <w:bottom w:val="single" w:sz="4" w:space="0" w:color="auto"/>
+        <w:right w:val="single" w:sz="4" w:space="0" w:color="auto"/>
+        <w:insideH w:val="single" w:sz="4" w:space="0" w:color="auto"/>
+        <w:insideV w:val="single" w:sz="4" w:space="0" w:color="auto"/>
+      </w:tblBorders>
+    </w:tblPr>
+  </w:style>
 </w:styles>
 </file>
 
